--- a/Презентация/сводная по конкурентам.docx
+++ b/Презентация/сводная по конкурентам.docx
@@ -1192,6 +1192,22 @@
         </w:tc>
       </w:tr>
     </w:tbl>
+    <w:p>
+      <w:pPr>
+        <w:spacing w:line="240" w:lineRule="auto"/>
+        <w:rPr>
+          <w:sz w:val="20"/>
+        </w:rPr>
+      </w:pPr>
+    </w:p>
+    <w:p>
+      <w:pPr>
+        <w:spacing w:line="240" w:lineRule="auto"/>
+        <w:rPr>
+          <w:sz w:val="20"/>
+        </w:rPr>
+      </w:pPr>
+    </w:p>
     <w:p>
       <w:pPr>
         <w:spacing w:line="240" w:lineRule="auto"/>
@@ -1926,7 +1942,7 @@
 </file>
 
 <file path=customXml/itemProps1.xml><?xml version="1.0" encoding="utf-8"?>
-<ds:datastoreItem xmlns:ds="http://schemas.openxmlformats.org/officeDocument/2006/customXml" ds:itemID="{91F2253E-8361-4B38-8DB7-F537BC2BDDE3}">
+<ds:datastoreItem xmlns:ds="http://schemas.openxmlformats.org/officeDocument/2006/customXml" ds:itemID="{542DEC09-DCBC-4664-B50F-6D89F58C152D}">
   <ds:schemaRefs>
     <ds:schemaRef ds:uri="http://schemas.openxmlformats.org/officeDocument/2006/bibliography"/>
   </ds:schemaRefs>
